--- a/optimozacia/Практики/3.docx
+++ b/optimozacia/Практики/3.docx
@@ -181,7 +181,7 @@
           <w:b/>
           <w:sz w:val="32"/>
         </w:rPr>
-        <w:t>2</w:t>
+        <w:t>3</w:t>
       </w:r>
     </w:p>
     <w:p>
@@ -209,126 +209,7 @@
           <w:sz w:val="28"/>
           <w:szCs w:val="32"/>
         </w:rPr>
-        <w:t>Нахождение</w:t>
-      </w:r>
-      <w:r>
-        <w:rPr>
-          <w:rFonts w:ascii="Times New Roman" w:hAnsi="Times New Roman" w:cs="Times New Roman"/>
-          <w:spacing w:val="-6"/>
-          <w:sz w:val="28"/>
-          <w:szCs w:val="32"/>
-        </w:rPr>
-        <w:t xml:space="preserve"> </w:t>
-      </w:r>
-      <w:r>
-        <w:rPr>
-          <w:rFonts w:ascii="Times New Roman" w:hAnsi="Times New Roman" w:cs="Times New Roman"/>
-          <w:sz w:val="28"/>
-          <w:szCs w:val="32"/>
-        </w:rPr>
-        <w:t>базиса</w:t>
-      </w:r>
-      <w:r>
-        <w:rPr>
-          <w:rFonts w:ascii="Times New Roman" w:hAnsi="Times New Roman" w:cs="Times New Roman"/>
-          <w:spacing w:val="-6"/>
-          <w:sz w:val="28"/>
-          <w:szCs w:val="32"/>
-        </w:rPr>
-        <w:t xml:space="preserve"> </w:t>
-      </w:r>
-      <w:r>
-        <w:rPr>
-          <w:rFonts w:ascii="Times New Roman" w:hAnsi="Times New Roman" w:cs="Times New Roman"/>
-          <w:sz w:val="28"/>
-          <w:szCs w:val="32"/>
-        </w:rPr>
-        <w:t>и</w:t>
-      </w:r>
-      <w:r>
-        <w:rPr>
-          <w:rFonts w:ascii="Times New Roman" w:hAnsi="Times New Roman" w:cs="Times New Roman"/>
-          <w:spacing w:val="-4"/>
-          <w:sz w:val="28"/>
-          <w:szCs w:val="32"/>
-        </w:rPr>
-        <w:t xml:space="preserve"> </w:t>
-      </w:r>
-      <w:r>
-        <w:rPr>
-          <w:rFonts w:ascii="Times New Roman" w:hAnsi="Times New Roman" w:cs="Times New Roman"/>
-          <w:sz w:val="28"/>
-          <w:szCs w:val="32"/>
-        </w:rPr>
-        <w:t>приведение</w:t>
-      </w:r>
-      <w:r>
-        <w:rPr>
-          <w:rFonts w:ascii="Times New Roman" w:hAnsi="Times New Roman" w:cs="Times New Roman"/>
-          <w:spacing w:val="-2"/>
-          <w:sz w:val="28"/>
-          <w:szCs w:val="32"/>
-        </w:rPr>
-        <w:t xml:space="preserve"> </w:t>
-      </w:r>
-      <w:r>
-        <w:rPr>
-          <w:rFonts w:ascii="Times New Roman" w:hAnsi="Times New Roman" w:cs="Times New Roman"/>
-          <w:sz w:val="28"/>
-          <w:szCs w:val="32"/>
-        </w:rPr>
-        <w:t>задачи</w:t>
-      </w:r>
-      <w:r>
-        <w:rPr>
-          <w:rFonts w:ascii="Times New Roman" w:hAnsi="Times New Roman" w:cs="Times New Roman"/>
-          <w:spacing w:val="-7"/>
-          <w:sz w:val="28"/>
-          <w:szCs w:val="32"/>
-        </w:rPr>
-        <w:t xml:space="preserve"> </w:t>
-      </w:r>
-      <w:r>
-        <w:rPr>
-          <w:rFonts w:ascii="Times New Roman" w:hAnsi="Times New Roman" w:cs="Times New Roman"/>
-          <w:sz w:val="28"/>
-          <w:szCs w:val="32"/>
-        </w:rPr>
-        <w:t>к</w:t>
-      </w:r>
-      <w:r>
-        <w:rPr>
-          <w:rFonts w:ascii="Times New Roman" w:hAnsi="Times New Roman" w:cs="Times New Roman"/>
-          <w:spacing w:val="-5"/>
-          <w:sz w:val="28"/>
-          <w:szCs w:val="32"/>
-        </w:rPr>
-        <w:t xml:space="preserve"> </w:t>
-      </w:r>
-      <w:r>
-        <w:rPr>
-          <w:rFonts w:ascii="Times New Roman" w:hAnsi="Times New Roman" w:cs="Times New Roman"/>
-          <w:sz w:val="28"/>
-          <w:szCs w:val="32"/>
-        </w:rPr>
-        <w:t>базисным</w:t>
-      </w:r>
-      <w:r>
-        <w:rPr>
-          <w:rFonts w:ascii="Times New Roman" w:hAnsi="Times New Roman" w:cs="Times New Roman"/>
-          <w:spacing w:val="-7"/>
-          <w:sz w:val="28"/>
-          <w:szCs w:val="32"/>
-        </w:rPr>
-        <w:t xml:space="preserve"> </w:t>
-      </w:r>
-      <w:r>
-        <w:rPr>
-          <w:rFonts w:ascii="Times New Roman" w:hAnsi="Times New Roman" w:cs="Times New Roman"/>
-          <w:sz w:val="28"/>
-          <w:szCs w:val="32"/>
-        </w:rPr>
-        <w:t>переменным</w:t>
+        <w:t>Принятие оптимального решения в условиях неопределенности</w:t>
       </w:r>
       <w:r>
         <w:rPr>
@@ -372,7 +253,15 @@
           <w:sz w:val="28"/>
           <w:szCs w:val="28"/>
         </w:rPr>
-        <w:t>Вариант 17</w:t>
+        <w:t>Вариант 1</w:t>
+      </w:r>
+      <w:r>
+        <w:rPr>
+          <w:rFonts w:ascii="Times New Roman" w:eastAsia="Times New Roman" w:hAnsi="Times New Roman" w:cs="Times New Roman"/>
+          <w:sz w:val="28"/>
+          <w:szCs w:val="28"/>
+        </w:rPr>
+        <w:t>0</w:t>
       </w:r>
     </w:p>
     <w:p>
@@ -1071,7 +960,7 @@
         <w:tblLook w:val="04A0" w:firstRow="1" w:lastRow="0" w:firstColumn="1" w:lastColumn="0" w:noHBand="0" w:noVBand="1"/>
       </w:tblPr>
       <w:tblGrid>
-        <w:gridCol w:w="1980"/>
+        <w:gridCol w:w="2083"/>
         <w:gridCol w:w="1048"/>
         <w:gridCol w:w="1048"/>
         <w:gridCol w:w="1048"/>
@@ -1101,6 +990,8 @@
               <w:jc w:val="center"/>
               <w:rPr>
                 <w:rFonts w:ascii="Times New Roman" w:hAnsi="Times New Roman" w:cs="Times New Roman"/>
+                <w:b/>
+                <w:bCs/>
                 <w:sz w:val="28"/>
                 <w:szCs w:val="28"/>
               </w:rPr>
@@ -1108,6 +999,8 @@
             <w:r>
               <w:rPr>
                 <w:rFonts w:ascii="Times New Roman" w:eastAsia="Georgia" w:hAnsi="Times New Roman" w:cs="Times New Roman"/>
+                <w:b/>
+                <w:bCs/>
                 <w:sz w:val="28"/>
                 <w:szCs w:val="28"/>
               </w:rPr>
@@ -1138,6 +1031,8 @@
               <w:ind w:firstLine="567"/>
               <w:rPr>
                 <w:rFonts w:ascii="Times New Roman" w:hAnsi="Times New Roman" w:cs="Times New Roman"/>
+                <w:b/>
+                <w:bCs/>
                 <w:sz w:val="28"/>
                 <w:szCs w:val="28"/>
               </w:rPr>
@@ -1145,6 +1040,8 @@
             <w:r>
               <w:rPr>
                 <w:rFonts w:ascii="Times New Roman" w:eastAsia="Georgia" w:hAnsi="Times New Roman" w:cs="Times New Roman"/>
+                <w:b/>
+                <w:bCs/>
                 <w:sz w:val="28"/>
                 <w:szCs w:val="28"/>
               </w:rPr>
@@ -1167,6 +1064,8 @@
               <w:jc w:val="center"/>
               <w:rPr>
                 <w:rFonts w:ascii="Times New Roman" w:hAnsi="Times New Roman" w:cs="Times New Roman"/>
+                <w:b/>
+                <w:bCs/>
                 <w:sz w:val="28"/>
                 <w:szCs w:val="28"/>
               </w:rPr>
@@ -1174,6 +1073,8 @@
             <w:r>
               <w:rPr>
                 <w:rFonts w:ascii="Times New Roman" w:eastAsia="Georgia" w:hAnsi="Times New Roman" w:cs="Times New Roman"/>
+                <w:b/>
+                <w:bCs/>
                 <w:sz w:val="28"/>
                 <w:szCs w:val="28"/>
               </w:rPr>
@@ -4936,27 +4837,7 @@
           <w:szCs w:val="28"/>
         </w:rPr>
         <w:lastRenderedPageBreak/>
-        <w:t xml:space="preserve">3. Решение по критерию </w:t>
-      </w:r>
-      <w:proofErr w:type="spellStart"/>
-      <w:r>
-        <w:rPr>
-          <w:rFonts w:ascii="Times New Roman" w:eastAsia="Georgia" w:hAnsi="Times New Roman" w:cs="Times New Roman"/>
-          <w:b/>
-          <w:sz w:val="28"/>
-          <w:szCs w:val="28"/>
-        </w:rPr>
-        <w:t>Сэвиджа</w:t>
-      </w:r>
-      <w:proofErr w:type="spellEnd"/>
-      <w:r>
-        <w:rPr>
-          <w:rFonts w:ascii="Times New Roman" w:eastAsia="Georgia" w:hAnsi="Times New Roman" w:cs="Times New Roman"/>
-          <w:b/>
-          <w:sz w:val="28"/>
-          <w:szCs w:val="28"/>
-        </w:rPr>
-        <w:t>.</w:t>
+        <w:t>3. Решение по критерию Сэвиджа.</w:t>
       </w:r>
       <w:bookmarkEnd w:id="5"/>
     </w:p>
@@ -5656,13 +5537,13 @@
         <w:tblLook w:val="04A0" w:firstRow="1" w:lastRow="0" w:firstColumn="1" w:lastColumn="0" w:noHBand="0" w:noVBand="1"/>
       </w:tblPr>
       <w:tblGrid>
-        <w:gridCol w:w="1980"/>
+        <w:gridCol w:w="2083"/>
         <w:gridCol w:w="1048"/>
         <w:gridCol w:w="1048"/>
         <w:gridCol w:w="1048"/>
         <w:gridCol w:w="1048"/>
         <w:gridCol w:w="1048"/>
-        <w:gridCol w:w="1604"/>
+        <w:gridCol w:w="1660"/>
       </w:tblGrid>
       <w:tr>
         <w:trPr>
@@ -5687,6 +5568,8 @@
               <w:jc w:val="center"/>
               <w:rPr>
                 <w:rFonts w:ascii="Times New Roman" w:hAnsi="Times New Roman" w:cs="Times New Roman"/>
+                <w:b/>
+                <w:bCs/>
                 <w:sz w:val="28"/>
                 <w:szCs w:val="28"/>
               </w:rPr>
@@ -5694,6 +5577,8 @@
             <w:r>
               <w:rPr>
                 <w:rFonts w:ascii="Times New Roman" w:eastAsia="Georgia" w:hAnsi="Times New Roman" w:cs="Times New Roman"/>
+                <w:b/>
+                <w:bCs/>
                 <w:sz w:val="28"/>
                 <w:szCs w:val="28"/>
               </w:rPr>
@@ -5724,6 +5609,8 @@
               <w:ind w:firstLine="567"/>
               <w:rPr>
                 <w:rFonts w:ascii="Times New Roman" w:hAnsi="Times New Roman" w:cs="Times New Roman"/>
+                <w:b/>
+                <w:bCs/>
                 <w:sz w:val="28"/>
                 <w:szCs w:val="28"/>
               </w:rPr>
@@ -5731,6 +5618,8 @@
             <w:r>
               <w:rPr>
                 <w:rFonts w:ascii="Times New Roman" w:eastAsia="Georgia" w:hAnsi="Times New Roman" w:cs="Times New Roman"/>
+                <w:b/>
+                <w:bCs/>
                 <w:sz w:val="28"/>
                 <w:szCs w:val="28"/>
               </w:rPr>
@@ -5753,6 +5642,8 @@
               <w:jc w:val="center"/>
               <w:rPr>
                 <w:rFonts w:ascii="Times New Roman" w:hAnsi="Times New Roman" w:cs="Times New Roman"/>
+                <w:b/>
+                <w:bCs/>
                 <w:sz w:val="28"/>
                 <w:szCs w:val="28"/>
               </w:rPr>
@@ -5760,6 +5651,8 @@
             <w:r>
               <w:rPr>
                 <w:rFonts w:ascii="Times New Roman" w:eastAsia="Georgia" w:hAnsi="Times New Roman" w:cs="Times New Roman"/>
+                <w:b/>
+                <w:bCs/>
                 <w:sz w:val="28"/>
                 <w:szCs w:val="28"/>
               </w:rPr>
@@ -6115,6 +6008,8 @@
               <w:ind w:firstLine="567"/>
               <w:rPr>
                 <w:rFonts w:ascii="Times New Roman" w:hAnsi="Times New Roman" w:cs="Times New Roman"/>
+                <w:b/>
+                <w:bCs/>
                 <w:sz w:val="28"/>
                 <w:szCs w:val="28"/>
               </w:rPr>
@@ -6122,6 +6017,8 @@
             <w:r>
               <w:rPr>
                 <w:rFonts w:ascii="Times New Roman" w:eastAsia="Georgia" w:hAnsi="Times New Roman" w:cs="Times New Roman"/>
+                <w:b/>
+                <w:bCs/>
                 <w:sz w:val="28"/>
                 <w:szCs w:val="28"/>
               </w:rPr>
@@ -6826,6 +6723,8 @@
               <w:ind w:firstLine="567"/>
               <w:rPr>
                 <w:rFonts w:ascii="Times New Roman" w:hAnsi="Times New Roman" w:cs="Times New Roman"/>
+                <w:b/>
+                <w:bCs/>
                 <w:sz w:val="28"/>
                 <w:szCs w:val="28"/>
               </w:rPr>
@@ -6833,6 +6732,8 @@
             <w:r>
               <w:rPr>
                 <w:rFonts w:ascii="Times New Roman" w:hAnsi="Times New Roman" w:cs="Times New Roman"/>
+                <w:b/>
+                <w:bCs/>
                 <w:sz w:val="28"/>
                 <w:szCs w:val="28"/>
               </w:rPr>
@@ -7340,10 +7241,20 @@
       <w:r>
         <w:rPr>
           <w:rFonts w:ascii="Times New Roman" w:eastAsia="Georgia" w:hAnsi="Times New Roman" w:cs="Times New Roman"/>
-          <w:sz w:val="28"/>
-          <w:szCs w:val="28"/>
-        </w:rPr>
-        <w:t xml:space="preserve">Вывод: наименьший уровень потерь получен при использовании проекта </w:t>
+          <w:b/>
+          <w:bCs/>
+          <w:sz w:val="28"/>
+          <w:szCs w:val="28"/>
+        </w:rPr>
+        <w:t>Вывод:</w:t>
+      </w:r>
+      <w:r>
+        <w:rPr>
+          <w:rFonts w:ascii="Times New Roman" w:eastAsia="Georgia" w:hAnsi="Times New Roman" w:cs="Times New Roman"/>
+          <w:sz w:val="28"/>
+          <w:szCs w:val="28"/>
+        </w:rPr>
+        <w:t xml:space="preserve"> наименьший уровень потерь получен при использовании проекта </w:t>
       </w:r>
       <m:oMath>
         <m:sSub>
@@ -9643,10 +9554,20 @@
       <w:r>
         <w:rPr>
           <w:rFonts w:ascii="Times New Roman" w:eastAsia="Georgia" w:hAnsi="Times New Roman" w:cs="Times New Roman"/>
-          <w:sz w:val="28"/>
-          <w:szCs w:val="28"/>
-        </w:rPr>
-        <w:t>Неопределенность - ситуация, в которой полностью неизвестна вероятность совершения события, т. е. исходы не могут быть связаны с каким-либо распределением вероятности.</w:t>
+          <w:b/>
+          <w:bCs/>
+          <w:sz w:val="28"/>
+          <w:szCs w:val="28"/>
+        </w:rPr>
+        <w:t xml:space="preserve">Неопределенность </w:t>
+      </w:r>
+      <w:r>
+        <w:rPr>
+          <w:rFonts w:ascii="Times New Roman" w:eastAsia="Georgia" w:hAnsi="Times New Roman" w:cs="Times New Roman"/>
+          <w:sz w:val="28"/>
+          <w:szCs w:val="28"/>
+        </w:rPr>
+        <w:t>- ситуация, в которой полностью неизвестна вероятность совершения события, т. е. исходы не могут быть связаны с каким-либо распределением вероятности.</w:t>
       </w:r>
     </w:p>
     <w:p>
@@ -9666,10 +9587,20 @@
       <w:r>
         <w:rPr>
           <w:rFonts w:ascii="Times New Roman" w:eastAsia="Georgia" w:hAnsi="Times New Roman" w:cs="Times New Roman"/>
-          <w:sz w:val="28"/>
-          <w:szCs w:val="28"/>
-        </w:rPr>
-        <w:t xml:space="preserve">Математическая модель задачи принятия решений в условиях неопределенности - матрица с </w:t>
+          <w:b/>
+          <w:bCs/>
+          <w:sz w:val="28"/>
+          <w:szCs w:val="28"/>
+        </w:rPr>
+        <w:t>Математическая модель задачи принятия решений в условиях неопределенности</w:t>
+      </w:r>
+      <w:r>
+        <w:rPr>
+          <w:rFonts w:ascii="Times New Roman" w:eastAsia="Georgia" w:hAnsi="Times New Roman" w:cs="Times New Roman"/>
+          <w:sz w:val="28"/>
+          <w:szCs w:val="28"/>
+        </w:rPr>
+        <w:t xml:space="preserve"> - матрица с </w:t>
       </w:r>
       <m:oMath>
         <m:r>
@@ -11121,28 +11052,20 @@
       <w:r>
         <w:rPr>
           <w:rFonts w:ascii="Times New Roman" w:eastAsia="Georgia" w:hAnsi="Times New Roman" w:cs="Times New Roman"/>
-          <w:sz w:val="28"/>
-          <w:szCs w:val="28"/>
-        </w:rPr>
-        <w:t xml:space="preserve">Риск </w:t>
+          <w:b/>
+          <w:bCs/>
+          <w:sz w:val="28"/>
+          <w:szCs w:val="28"/>
+        </w:rPr>
+        <w:t>Риск</w:t>
       </w:r>
-      <w:proofErr w:type="gramStart"/>
       <w:r>
         <w:rPr>
           <w:rFonts w:ascii="Times New Roman" w:eastAsia="Georgia" w:hAnsi="Times New Roman" w:cs="Times New Roman"/>
           <w:sz w:val="28"/>
           <w:szCs w:val="28"/>
         </w:rPr>
-        <w:t>- это</w:t>
-      </w:r>
-      <w:proofErr w:type="gramEnd"/>
-      <w:r>
-        <w:rPr>
-          <w:rFonts w:ascii="Times New Roman" w:eastAsia="Georgia" w:hAnsi="Times New Roman" w:cs="Times New Roman"/>
-          <w:sz w:val="28"/>
-          <w:szCs w:val="28"/>
-        </w:rPr>
-        <w:t xml:space="preserve"> вероятность возможной нежелательной потери чего-либо при плохом стечении обстоятельств.</w:t>
+        <w:t xml:space="preserve"> - это вероятность возможной нежелательной потери чего-либо при плохом стечении обстоятельств.</w:t>
       </w:r>
     </w:p>
     <w:p>
@@ -11162,10 +11085,20 @@
       <w:r>
         <w:rPr>
           <w:rFonts w:ascii="Times New Roman" w:eastAsia="Georgia" w:hAnsi="Times New Roman" w:cs="Times New Roman"/>
-          <w:sz w:val="28"/>
-          <w:szCs w:val="28"/>
-        </w:rPr>
-        <w:t>Матрица рисков (потерь) определяется по следующей формуле:</w:t>
+          <w:b/>
+          <w:bCs/>
+          <w:sz w:val="28"/>
+          <w:szCs w:val="28"/>
+        </w:rPr>
+        <w:t>Матрица рисков</w:t>
+      </w:r>
+      <w:r>
+        <w:rPr>
+          <w:rFonts w:ascii="Times New Roman" w:eastAsia="Georgia" w:hAnsi="Times New Roman" w:cs="Times New Roman"/>
+          <w:sz w:val="28"/>
+          <w:szCs w:val="28"/>
+        </w:rPr>
+        <w:t xml:space="preserve"> (потерь) определяется по следующей формуле:</w:t>
       </w:r>
     </w:p>
     <w:p>
@@ -11996,6 +11929,8 @@
         <w:ind w:left="0" w:firstLine="567"/>
         <w:rPr>
           <w:rFonts w:ascii="Times New Roman" w:hAnsi="Times New Roman" w:cs="Times New Roman"/>
+          <w:b/>
+          <w:bCs/>
           <w:sz w:val="28"/>
           <w:szCs w:val="28"/>
         </w:rPr>
@@ -12003,6 +11938,8 @@
       <w:r>
         <w:rPr>
           <w:rFonts w:ascii="Times New Roman" w:eastAsia="Georgia" w:hAnsi="Times New Roman" w:cs="Times New Roman"/>
+          <w:b/>
+          <w:bCs/>
           <w:sz w:val="28"/>
           <w:szCs w:val="28"/>
         </w:rPr>
@@ -12326,6 +12263,8 @@
         <w:ind w:left="0" w:firstLine="567"/>
         <w:rPr>
           <w:rFonts w:ascii="Times New Roman" w:hAnsi="Times New Roman" w:cs="Times New Roman"/>
+          <w:b/>
+          <w:bCs/>
           <w:sz w:val="28"/>
           <w:szCs w:val="28"/>
         </w:rPr>
@@ -12333,28 +12272,12 @@
       <w:r>
         <w:rPr>
           <w:rFonts w:ascii="Times New Roman" w:eastAsia="Georgia" w:hAnsi="Times New Roman" w:cs="Times New Roman"/>
-          <w:sz w:val="28"/>
-          <w:szCs w:val="28"/>
-        </w:rPr>
-        <w:t xml:space="preserve">Критерий </w:t>
-      </w:r>
-      <w:proofErr w:type="spellStart"/>
-      <w:r>
-        <w:rPr>
-          <w:rFonts w:ascii="Times New Roman" w:eastAsia="Georgia" w:hAnsi="Times New Roman" w:cs="Times New Roman"/>
-          <w:sz w:val="28"/>
-          <w:szCs w:val="28"/>
-        </w:rPr>
-        <w:t>Сэвиджа</w:t>
-      </w:r>
-      <w:proofErr w:type="spellEnd"/>
-      <w:r>
-        <w:rPr>
-          <w:rFonts w:ascii="Times New Roman" w:eastAsia="Georgia" w:hAnsi="Times New Roman" w:cs="Times New Roman"/>
-          <w:sz w:val="28"/>
-          <w:szCs w:val="28"/>
-        </w:rPr>
-        <w:t>.</w:t>
+          <w:b/>
+          <w:bCs/>
+          <w:sz w:val="28"/>
+          <w:szCs w:val="28"/>
+        </w:rPr>
+        <w:t>Критерий Сэвиджа.</w:t>
       </w:r>
     </w:p>
     <w:p>
@@ -12377,25 +12300,7 @@
           <w:sz w:val="28"/>
           <w:szCs w:val="28"/>
         </w:rPr>
-        <w:t>Стремится смягчить определенный консерватизм минимаксного (</w:t>
-      </w:r>
-      <w:proofErr w:type="spellStart"/>
-      <w:r>
-        <w:rPr>
-          <w:rFonts w:ascii="Times New Roman" w:eastAsia="Georgia" w:hAnsi="Times New Roman" w:cs="Times New Roman"/>
-          <w:sz w:val="28"/>
-          <w:szCs w:val="28"/>
-        </w:rPr>
-        <w:t>максиминного</w:t>
-      </w:r>
-      <w:proofErr w:type="spellEnd"/>
-      <w:r>
-        <w:rPr>
-          <w:rFonts w:ascii="Times New Roman" w:eastAsia="Georgia" w:hAnsi="Times New Roman" w:cs="Times New Roman"/>
-          <w:sz w:val="28"/>
-          <w:szCs w:val="28"/>
-        </w:rPr>
-        <w:t>) критерия путем замены матрицы платежей (выигрышей или проигрышей) матрицей рисков (потерь), которые определяются следующим образом:</w:t>
+        <w:t>Стремится смягчить определенный консерватизм минимаксного (максиминного) критерия путем замены матрицы платежей (выигрышей или проигрышей) матрицей рисков (потерь), которые определяются следующим образом:</w:t>
       </w:r>
     </w:p>
     <w:p>
@@ -13548,25 +13453,7 @@
           <w:sz w:val="28"/>
           <w:szCs w:val="28"/>
         </w:rPr>
-        <w:t xml:space="preserve"> можно применя</w:t>
-      </w:r>
-      <w:proofErr w:type="spellStart"/>
-      <w:r>
-        <w:rPr>
-          <w:rFonts w:ascii="Times New Roman" w:eastAsia="Georgia" w:hAnsi="Times New Roman" w:cs="Times New Roman"/>
-          <w:sz w:val="28"/>
-          <w:szCs w:val="28"/>
-        </w:rPr>
-        <w:t>ть</w:t>
-      </w:r>
-      <w:proofErr w:type="spellEnd"/>
-      <w:r>
-        <w:rPr>
-          <w:rFonts w:ascii="Times New Roman" w:eastAsia="Georgia" w:hAnsi="Times New Roman" w:cs="Times New Roman"/>
-          <w:sz w:val="28"/>
-          <w:szCs w:val="28"/>
-        </w:rPr>
-        <w:t xml:space="preserve"> только минимаксный критерий.</w:t>
+        <w:t xml:space="preserve"> можно применять только минимаксный критерий.</w:t>
       </w:r>
     </w:p>
     <w:p>
@@ -13595,7 +13482,7 @@
         <w:ind w:firstLine="567"/>
         <w:rPr>
           <w:rFonts w:ascii="Times New Roman" w:hAnsi="Times New Roman" w:cs="Times New Roman"/>
-          <w:bCs/>
+          <w:b/>
           <w:sz w:val="28"/>
           <w:szCs w:val="28"/>
         </w:rPr>
@@ -13603,7 +13490,7 @@
       <w:r>
         <w:rPr>
           <w:rFonts w:ascii="Times New Roman" w:eastAsia="Georgia" w:hAnsi="Times New Roman" w:cs="Times New Roman"/>
-          <w:bCs/>
+          <w:b/>
           <w:sz w:val="28"/>
           <w:szCs w:val="28"/>
         </w:rPr>
@@ -14274,6 +14161,8 @@
         <w:ind w:left="0" w:firstLine="567"/>
         <w:rPr>
           <w:rFonts w:ascii="Times New Roman" w:hAnsi="Times New Roman" w:cs="Times New Roman"/>
+          <w:b/>
+          <w:bCs/>
           <w:sz w:val="28"/>
           <w:szCs w:val="28"/>
         </w:rPr>
@@ -14281,6 +14170,8 @@
       <w:r>
         <w:rPr>
           <w:rFonts w:ascii="Times New Roman" w:eastAsia="Georgia" w:hAnsi="Times New Roman" w:cs="Times New Roman"/>
+          <w:b/>
+          <w:bCs/>
           <w:sz w:val="28"/>
           <w:szCs w:val="28"/>
         </w:rPr>

--- a/optimozacia/Практики/3.docx
+++ b/optimozacia/Практики/3.docx
@@ -4263,198 +4263,7 @@
               </m:e>
             </m:mr>
             <m:mr>
-              <m:e>
-                <m:limLow>
-                  <m:limLowPr>
-                    <m:ctrlPr>
-                      <w:rPr>
-                        <w:rFonts w:ascii="Cambria Math" w:hAnsi="Cambria Math" w:cs="Times New Roman"/>
-                        <w:sz w:val="28"/>
-                        <w:szCs w:val="28"/>
-                      </w:rPr>
-                    </m:ctrlPr>
-                  </m:limLowPr>
-                  <m:e>
-                    <m:r>
-                      <m:rPr>
-                        <m:sty m:val="p"/>
-                      </m:rPr>
-                      <w:rPr>
-                        <w:rFonts w:ascii="Cambria Math" w:hAnsi="Cambria Math" w:cs="Times New Roman"/>
-                        <w:sz w:val="28"/>
-                        <w:szCs w:val="28"/>
-                      </w:rPr>
-                      <m:t>min</m:t>
-                    </m:r>
-                  </m:e>
-                  <m:lim>
-                    <m:sSub>
-                      <m:sSubPr>
-                        <m:ctrlPr>
-                          <w:rPr>
-                            <w:rFonts w:ascii="Cambria Math" w:hAnsi="Cambria Math" w:cs="Times New Roman"/>
-                            <w:sz w:val="28"/>
-                            <w:szCs w:val="28"/>
-                          </w:rPr>
-                        </m:ctrlPr>
-                      </m:sSubPr>
-                      <m:e>
-                        <m:r>
-                          <m:rPr>
-                            <m:sty m:val="p"/>
-                          </m:rPr>
-                          <w:rPr>
-                            <w:rFonts w:ascii="Cambria Math" w:hAnsi="Cambria Math" w:cs="Times New Roman"/>
-                            <w:sz w:val="28"/>
-                            <w:szCs w:val="28"/>
-                          </w:rPr>
-                          <m:t>R</m:t>
-                        </m:r>
-                      </m:e>
-                      <m:sub>
-                        <m:r>
-                          <m:rPr>
-                            <m:sty m:val="p"/>
-                          </m:rPr>
-                          <w:rPr>
-                            <w:rFonts w:ascii="Cambria Math" w:hAnsi="Cambria Math" w:cs="Times New Roman"/>
-                            <w:sz w:val="28"/>
-                            <w:szCs w:val="28"/>
-                          </w:rPr>
-                          <m:t>i</m:t>
-                        </m:r>
-                      </m:sub>
-                    </m:sSub>
-                  </m:lim>
-                </m:limLow>
-                <m:r>
-                  <m:rPr>
-                    <m:sty m:val="p"/>
-                  </m:rPr>
-                  <w:rPr>
-                    <w:rFonts w:ascii="Cambria Math" w:hAnsi="Cambria Math" w:cs="Times New Roman"/>
-                    <w:sz w:val="28"/>
-                    <w:szCs w:val="28"/>
-                  </w:rPr>
-                  <m:t> </m:t>
-                </m:r>
-                <m:limLow>
-                  <m:limLowPr>
-                    <m:ctrlPr>
-                      <w:rPr>
-                        <w:rFonts w:ascii="Cambria Math" w:hAnsi="Cambria Math" w:cs="Times New Roman"/>
-                        <w:sz w:val="28"/>
-                        <w:szCs w:val="28"/>
-                      </w:rPr>
-                    </m:ctrlPr>
-                  </m:limLowPr>
-                  <m:e>
-                    <m:r>
-                      <m:rPr>
-                        <m:sty m:val="p"/>
-                      </m:rPr>
-                      <w:rPr>
-                        <w:rFonts w:ascii="Cambria Math" w:hAnsi="Cambria Math" w:cs="Times New Roman"/>
-                        <w:sz w:val="28"/>
-                        <w:szCs w:val="28"/>
-                      </w:rPr>
-                      <m:t>max</m:t>
-                    </m:r>
-                  </m:e>
-                  <m:lim>
-                    <m:sSub>
-                      <m:sSubPr>
-                        <m:ctrlPr>
-                          <w:rPr>
-                            <w:rFonts w:ascii="Cambria Math" w:hAnsi="Cambria Math" w:cs="Times New Roman"/>
-                            <w:sz w:val="28"/>
-                            <w:szCs w:val="28"/>
-                          </w:rPr>
-                        </m:ctrlPr>
-                      </m:sSubPr>
-                      <m:e>
-                        <m:r>
-                          <m:rPr>
-                            <m:sty m:val="p"/>
-                          </m:rPr>
-                          <w:rPr>
-                            <w:rFonts w:ascii="Cambria Math" w:hAnsi="Cambria Math" w:cs="Times New Roman"/>
-                            <w:sz w:val="28"/>
-                            <w:szCs w:val="28"/>
-                          </w:rPr>
-                          <m:t>S</m:t>
-                        </m:r>
-                      </m:e>
-                      <m:sub>
-                        <m:r>
-                          <m:rPr>
-                            <m:sty m:val="p"/>
-                          </m:rPr>
-                          <w:rPr>
-                            <w:rFonts w:ascii="Cambria Math" w:hAnsi="Cambria Math" w:cs="Times New Roman"/>
-                            <w:sz w:val="28"/>
-                            <w:szCs w:val="28"/>
-                          </w:rPr>
-                          <m:t>j</m:t>
-                        </m:r>
-                      </m:sub>
-                    </m:sSub>
-                  </m:lim>
-                </m:limLow>
-                <m:r>
-                  <m:rPr>
-                    <m:sty m:val="p"/>
-                  </m:rPr>
-                  <w:rPr>
-                    <w:rFonts w:ascii="Cambria Math" w:hAnsi="Cambria Math" w:cs="Times New Roman"/>
-                    <w:sz w:val="28"/>
-                    <w:szCs w:val="28"/>
-                  </w:rPr>
-                  <m:t> </m:t>
-                </m:r>
-                <m:sSub>
-                  <m:sSubPr>
-                    <m:ctrlPr>
-                      <w:rPr>
-                        <w:rFonts w:ascii="Cambria Math" w:hAnsi="Cambria Math" w:cs="Times New Roman"/>
-                        <w:sz w:val="28"/>
-                        <w:szCs w:val="28"/>
-                      </w:rPr>
-                    </m:ctrlPr>
-                  </m:sSubPr>
-                  <m:e>
-                    <m:r>
-                      <w:rPr>
-                        <w:rFonts w:ascii="Cambria Math" w:hAnsi="Cambria Math" w:cs="Times New Roman"/>
-                        <w:sz w:val="28"/>
-                        <w:szCs w:val="28"/>
-                      </w:rPr>
-                      <m:t>V</m:t>
-                    </m:r>
-                  </m:e>
-                  <m:sub>
-                    <m:r>
-                      <w:rPr>
-                        <w:rFonts w:ascii="Cambria Math" w:hAnsi="Cambria Math" w:cs="Times New Roman"/>
-                        <w:sz w:val="28"/>
-                        <w:szCs w:val="28"/>
-                      </w:rPr>
-                      <m:t>ij</m:t>
-                    </m:r>
-                  </m:sub>
-                </m:sSub>
-                <m:r>
-                  <m:rPr>
-                    <m:sty m:val="p"/>
-                  </m:rPr>
-                  <w:rPr>
-                    <w:rFonts w:ascii="Cambria Math" w:hAnsi="Cambria Math" w:cs="Times New Roman"/>
-                    <w:sz w:val="28"/>
-                    <w:szCs w:val="28"/>
-                  </w:rPr>
-                  <m:t>=6</m:t>
-                </m:r>
-              </m:e>
+              <m:e/>
             </m:mr>
             <m:mr>
               <m:e/>
@@ -4837,7 +4646,27 @@
           <w:szCs w:val="28"/>
         </w:rPr>
         <w:lastRenderedPageBreak/>
-        <w:t>3. Решение по критерию Сэвиджа.</w:t>
+        <w:t xml:space="preserve">3. Решение по критерию </w:t>
+      </w:r>
+      <w:proofErr w:type="spellStart"/>
+      <w:r>
+        <w:rPr>
+          <w:rFonts w:ascii="Times New Roman" w:eastAsia="Georgia" w:hAnsi="Times New Roman" w:cs="Times New Roman"/>
+          <w:b/>
+          <w:sz w:val="28"/>
+          <w:szCs w:val="28"/>
+        </w:rPr>
+        <w:t>Сэвиджа</w:t>
+      </w:r>
+      <w:proofErr w:type="spellEnd"/>
+      <w:r>
+        <w:rPr>
+          <w:rFonts w:ascii="Times New Roman" w:eastAsia="Georgia" w:hAnsi="Times New Roman" w:cs="Times New Roman"/>
+          <w:b/>
+          <w:sz w:val="28"/>
+          <w:szCs w:val="28"/>
+        </w:rPr>
+        <w:t>.</w:t>
       </w:r>
       <w:bookmarkEnd w:id="5"/>
     </w:p>
@@ -11065,7 +10894,25 @@
           <w:sz w:val="28"/>
           <w:szCs w:val="28"/>
         </w:rPr>
-        <w:t xml:space="preserve"> - это вероятность возможной нежелательной потери чего-либо при плохом стечении обстоятельств.</w:t>
+        <w:t xml:space="preserve"> </w:t>
+      </w:r>
+      <w:proofErr w:type="gramStart"/>
+      <w:r>
+        <w:rPr>
+          <w:rFonts w:ascii="Times New Roman" w:eastAsia="Georgia" w:hAnsi="Times New Roman" w:cs="Times New Roman"/>
+          <w:sz w:val="28"/>
+          <w:szCs w:val="28"/>
+        </w:rPr>
+        <w:t>- это</w:t>
+      </w:r>
+      <w:proofErr w:type="gramEnd"/>
+      <w:r>
+        <w:rPr>
+          <w:rFonts w:ascii="Times New Roman" w:eastAsia="Georgia" w:hAnsi="Times New Roman" w:cs="Times New Roman"/>
+          <w:sz w:val="28"/>
+          <w:szCs w:val="28"/>
+        </w:rPr>
+        <w:t xml:space="preserve"> вероятность возможной нежелательной потери чего-либо при плохом стечении обстоятельств.</w:t>
       </w:r>
     </w:p>
     <w:p>
@@ -12277,7 +12124,29 @@
           <w:sz w:val="28"/>
           <w:szCs w:val="28"/>
         </w:rPr>
-        <w:t>Критерий Сэвиджа.</w:t>
+        <w:t xml:space="preserve">Критерий </w:t>
+      </w:r>
+      <w:proofErr w:type="spellStart"/>
+      <w:r>
+        <w:rPr>
+          <w:rFonts w:ascii="Times New Roman" w:eastAsia="Georgia" w:hAnsi="Times New Roman" w:cs="Times New Roman"/>
+          <w:b/>
+          <w:bCs/>
+          <w:sz w:val="28"/>
+          <w:szCs w:val="28"/>
+        </w:rPr>
+        <w:t>Сэвиджа</w:t>
+      </w:r>
+      <w:proofErr w:type="spellEnd"/>
+      <w:r>
+        <w:rPr>
+          <w:rFonts w:ascii="Times New Roman" w:eastAsia="Georgia" w:hAnsi="Times New Roman" w:cs="Times New Roman"/>
+          <w:b/>
+          <w:bCs/>
+          <w:sz w:val="28"/>
+          <w:szCs w:val="28"/>
+        </w:rPr>
+        <w:t>.</w:t>
       </w:r>
     </w:p>
     <w:p>
@@ -12300,7 +12169,25 @@
           <w:sz w:val="28"/>
           <w:szCs w:val="28"/>
         </w:rPr>
-        <w:t>Стремится смягчить определенный консерватизм минимаксного (максиминного) критерия путем замены матрицы платежей (выигрышей или проигрышей) матрицей рисков (потерь), которые определяются следующим образом:</w:t>
+        <w:t>Стремится смягчить определенный консерватизм минимаксного (</w:t>
+      </w:r>
+      <w:proofErr w:type="spellStart"/>
+      <w:r>
+        <w:rPr>
+          <w:rFonts w:ascii="Times New Roman" w:eastAsia="Georgia" w:hAnsi="Times New Roman" w:cs="Times New Roman"/>
+          <w:sz w:val="28"/>
+          <w:szCs w:val="28"/>
+        </w:rPr>
+        <w:t>максиминного</w:t>
+      </w:r>
+      <w:proofErr w:type="spellEnd"/>
+      <w:r>
+        <w:rPr>
+          <w:rFonts w:ascii="Times New Roman" w:eastAsia="Georgia" w:hAnsi="Times New Roman" w:cs="Times New Roman"/>
+          <w:sz w:val="28"/>
+          <w:szCs w:val="28"/>
+        </w:rPr>
+        <w:t>) критерия путем замены матрицы платежей (выигрышей или проигрышей) матрицей рисков (потерь), которые определяются следующим образом:</w:t>
       </w:r>
     </w:p>
     <w:p>
@@ -14347,7 +14234,25 @@
           <w:sz w:val="28"/>
           <w:szCs w:val="28"/>
         </w:rPr>
-        <w:t>, критерий Гурвица становится слишком оптимистичным, ибо рассчитывает на наилучшее из наилучших условий.</w:t>
+        <w:t>, критерий Гурвица становится слишком оптимистичным, ибо рассчитывает на н</w:t>
+      </w:r>
+      <w:proofErr w:type="spellStart"/>
+      <w:r>
+        <w:rPr>
+          <w:rFonts w:ascii="Times New Roman" w:eastAsia="Georgia" w:hAnsi="Times New Roman" w:cs="Times New Roman"/>
+          <w:sz w:val="28"/>
+          <w:szCs w:val="28"/>
+        </w:rPr>
+        <w:t>аилучшее</w:t>
+      </w:r>
+      <w:proofErr w:type="spellEnd"/>
+      <w:r>
+        <w:rPr>
+          <w:rFonts w:ascii="Times New Roman" w:eastAsia="Georgia" w:hAnsi="Times New Roman" w:cs="Times New Roman"/>
+          <w:sz w:val="28"/>
+          <w:szCs w:val="28"/>
+        </w:rPr>
+        <w:t xml:space="preserve"> из наилучших условий.</w:t>
       </w:r>
     </w:p>
     <w:p>
